--- a/06 สารบัญตาราง และ สารบัญภาพ.docx
+++ b/06 สารบัญตาราง และ สารบัญภาพ.docx
@@ -5102,35 +5102,70 @@
         <w:docPartUnique/>
       </w:docPartObj>
     </w:sdtPr>
+    <w:sdtEndPr>
+      <w:rPr>
+        <w:rFonts w:ascii="TH SarabunPSK" w:hAnsi="TH SarabunPSK" w:cs="TH SarabunPSK"/>
+        <w:sz w:val="32"/>
+        <w:szCs w:val="32"/>
+      </w:rPr>
+    </w:sdtEndPr>
     <w:sdtContent>
       <w:bookmarkStart w:id="0" w:name="_GoBack" w:displacedByCustomXml="prev"/>
-      <w:bookmarkEnd w:id="0" w:displacedByCustomXml="prev"/>
       <w:p>
         <w:pPr>
           <w:pStyle w:val="Footer"/>
           <w:jc w:val="center"/>
+          <w:rPr>
+            <w:rFonts w:ascii="TH SarabunPSK" w:hAnsi="TH SarabunPSK" w:cs="TH SarabunPSK"/>
+            <w:sz w:val="32"/>
+            <w:szCs w:val="32"/>
+          </w:rPr>
         </w:pPr>
         <w:r>
+          <w:rPr>
+            <w:rFonts w:ascii="TH SarabunPSK" w:hAnsi="TH SarabunPSK" w:cs="TH SarabunPSK"/>
+            <w:sz w:val="32"/>
+            <w:szCs w:val="32"/>
+          </w:rPr>
           <w:fldChar w:fldCharType="begin"/>
         </w:r>
         <w:r>
+          <w:rPr>
+            <w:rFonts w:ascii="TH SarabunPSK" w:hAnsi="TH SarabunPSK" w:cs="TH SarabunPSK"/>
+            <w:sz w:val="32"/>
+            <w:szCs w:val="32"/>
+          </w:rPr>
           <w:instrText>PAGE   \* MERGEFORMAT</w:instrText>
         </w:r>
         <w:r>
+          <w:rPr>
+            <w:rFonts w:ascii="TH SarabunPSK" w:hAnsi="TH SarabunPSK" w:cs="TH SarabunPSK"/>
+            <w:sz w:val="32"/>
+            <w:szCs w:val="32"/>
+          </w:rPr>
           <w:fldChar w:fldCharType="separate"/>
         </w:r>
         <w:r>
           <w:rPr>
+            <w:rFonts w:ascii="TH SarabunPSK" w:hAnsi="TH SarabunPSK" w:cs="TH SarabunPSK"/>
+            <w:sz w:val="32"/>
+            <w:szCs w:val="32"/>
             <w:lang w:val="th-TH"/>
           </w:rPr>
           <w:t>2</w:t>
         </w:r>
         <w:r>
+          <w:rPr>
+            <w:rFonts w:ascii="TH SarabunPSK" w:hAnsi="TH SarabunPSK" w:cs="TH SarabunPSK"/>
+            <w:sz w:val="32"/>
+            <w:szCs w:val="32"/>
+          </w:rPr>
           <w:fldChar w:fldCharType="end"/>
         </w:r>
       </w:p>
     </w:sdtContent>
   </w:sdt>
+  <w:bookmarkEnd w:id="0"/>
   <w:p>
     <w:pPr>
       <w:pStyle w:val="Footer"/>
@@ -6016,7 +6051,7 @@
 </file>
 
 <file path=customXml/itemProps1.xml><?xml version="1.0" encoding="utf-8"?>
-<ds:datastoreItem xmlns:ds="http://schemas.openxmlformats.org/officeDocument/2006/customXml" ds:itemID="{347D78E7-7E60-4082-800B-50D23EA043E1}">
+<ds:datastoreItem xmlns:ds="http://schemas.openxmlformats.org/officeDocument/2006/customXml" ds:itemID="{FF5CD0E6-CDBA-4A6A-A78F-A06E8B0A65BA}">
   <ds:schemaRefs>
     <ds:schemaRef ds:uri="http://schemas.openxmlformats.org/officeDocument/2006/bibliography"/>
   </ds:schemaRefs>
